--- a/docs/CERT-FORMAL-SIGN-OFF.docx
+++ b/docs/CERT-FORMAL-SIGN-OFF.docx
@@ -2,7 +2,7 @@
 <file path=word/document.xml><?xml version="1.0" encoding="utf-8"?>
 <w:document xmlns:w="http://schemas.openxmlformats.org/wordprocessingml/2006/main" xmlns:m="http://schemas.openxmlformats.org/officeDocument/2006/math" xmlns:r="http://schemas.openxmlformats.org/officeDocument/2006/relationships" xmlns:o="urn:schemas-microsoft-com:office:office" xmlns:v="urn:schemas-microsoft-com:vml" xmlns:w10="urn:schemas-microsoft-com:office:word" xmlns:a="http://schemas.openxmlformats.org/drawingml/2006/main" xmlns:pic="http://schemas.openxmlformats.org/drawingml/2006/picture" xmlns:wp="http://schemas.openxmlformats.org/drawingml/2006/wordprocessingDrawing">
   <w:body>
-    <w:bookmarkStart w:id="21" w:name="X53dd377113f7838d3c842191248315e5be0eb7c"/>
+    <w:bookmarkStart w:id="21" w:name="X9c7e1b88b23618c5f7885ce4d62f9692bbfed18"/>
     <w:p>
       <w:pPr>
         <w:pStyle w:val="Heading1"/>
@@ -57,7 +57,8 @@
     <w:tbl>
       <w:tblPr>
         <w:tblStyle w:val="Table"/>
-        <w:tblW w:type="auto" w:w="0"/>
+        <w:tblW w:type="pct" w:w="5000"/>
+        <w:tblLayout w:type="fixed"/>
         <w:tblLook w:firstRow="1" w:lastRow="0" w:firstColumn="0" w:lastColumn="0" w:noHBand="0" w:noVBand="0" w:val="0020"/>
       </w:tblPr>
       <w:tblGrid>
@@ -292,7 +293,7 @@
       </w:r>
     </w:p>
     <w:bookmarkEnd w:id="9"/>
-    <w:bookmarkStart w:id="10" w:name="X16dd9a01f0376bccbc5e6fdc024346473d23a14"/>
+    <w:bookmarkStart w:id="10" w:name="Xf185b3df0116742b6b8e4110823ccada6612ffe"/>
     <w:p>
       <w:pPr>
         <w:pStyle w:val="Heading2"/>
@@ -312,7 +313,8 @@
     <w:tbl>
       <w:tblPr>
         <w:tblStyle w:val="Table"/>
-        <w:tblW w:type="auto" w:w="0"/>
+        <w:tblW w:type="pct" w:w="5000"/>
+        <w:tblLayout w:type="fixed"/>
         <w:tblLook w:firstRow="1" w:lastRow="0" w:firstColumn="0" w:lastColumn="0" w:noHBand="0" w:noVBand="0" w:val="0020"/>
       </w:tblPr>
       <w:tblGrid>
@@ -682,7 +684,7 @@
       </w:r>
     </w:p>
     <w:bookmarkEnd w:id="10"/>
-    <w:bookmarkStart w:id="11" w:name="X70ac1c7500c47a2f8c39490c5c500b674d56670"/>
+    <w:bookmarkStart w:id="11" w:name="Xfcc003b04077fb543608456d31e9c1a6f9cbc53"/>
     <w:p>
       <w:pPr>
         <w:pStyle w:val="Heading2"/>
@@ -694,7 +696,8 @@
     <w:tbl>
       <w:tblPr>
         <w:tblStyle w:val="Table"/>
-        <w:tblW w:type="auto" w:w="0"/>
+        <w:tblW w:type="pct" w:w="5000"/>
+        <w:tblLayout w:type="fixed"/>
         <w:tblLook w:firstRow="1" w:lastRow="0" w:firstColumn="0" w:lastColumn="0" w:noHBand="0" w:noVBand="0" w:val="0020"/>
       </w:tblPr>
       <w:tblGrid>
@@ -757,7 +760,7 @@
               <w:rPr>
                 <w:rStyle w:val="VerbatimChar"/>
               </w:rPr>
-              <w:t xml:space="preserve">net10.0</w:t>
+              <w:t xml:space="preserve">net8.0</w:t>
             </w:r>
             <w:r>
               <w:t xml:space="preserve">, all unit tests green</w:t>
@@ -1089,7 +1092,7 @@
       </w:r>
     </w:p>
     <w:bookmarkEnd w:id="11"/>
-    <w:bookmarkStart w:id="19" w:name="section-c--cert-script-walkthrough"/>
+    <w:bookmarkStart w:id="19" w:name="section-c-cert-script-walkthrough"/>
     <w:p>
       <w:pPr>
         <w:pStyle w:val="Heading2"/>
@@ -1103,10 +1106,10 @@
         <w:pStyle w:val="FirstParagraph"/>
       </w:pPr>
       <w:r>
-        <w:t xml:space="preserve">For each cert section, record the cert reviewer's pass/fail verdict.</w:t>
+        <w:t xml:space="preserve">For each cert section, record the cert reviewer’s pass/fail verdict.</w:t>
       </w:r>
     </w:p>
-    <w:bookmarkStart w:id="12" w:name="section-1--create-an-episode-cert-p68-69"/>
+    <w:bookmarkStart w:id="12" w:name="section-1-create-an-episode-cert-p68-69"/>
     <w:p>
       <w:pPr>
         <w:pStyle w:val="Heading3"/>
@@ -1118,7 +1121,8 @@
     <w:tbl>
       <w:tblPr>
         <w:tblStyle w:val="Table"/>
-        <w:tblW w:type="auto" w:w="0"/>
+        <w:tblW w:type="pct" w:w="5000"/>
+        <w:tblLayout w:type="fixed"/>
         <w:tblLook w:firstRow="1" w:lastRow="0" w:firstColumn="0" w:lastColumn="0" w:noHBand="0" w:noVBand="0" w:val="0020"/>
       </w:tblPr>
       <w:tblGrid>
@@ -1408,7 +1412,7 @@
       </w:tr>
     </w:tbl>
     <w:bookmarkEnd w:id="12"/>
-    <w:bookmarkStart w:id="13" w:name="section-2--mcr-guideline-cert-p69-70"/>
+    <w:bookmarkStart w:id="13" w:name="section-2-mcr-guideline-cert-p69-70"/>
     <w:p>
       <w:pPr>
         <w:pStyle w:val="Heading3"/>
@@ -1420,7 +1424,8 @@
     <w:tbl>
       <w:tblPr>
         <w:tblStyle w:val="Table"/>
-        <w:tblW w:type="auto" w:w="0"/>
+        <w:tblW w:type="pct" w:w="5000"/>
+        <w:tblLayout w:type="fixed"/>
         <w:tblLook w:firstRow="1" w:lastRow="0" w:firstColumn="0" w:lastColumn="0" w:noHBand="0" w:noVBand="0" w:val="0020"/>
       </w:tblPr>
       <w:tblGrid>
@@ -1678,7 +1683,7 @@
       </w:tr>
     </w:tbl>
     <w:bookmarkEnd w:id="13"/>
-    <w:bookmarkStart w:id="14" w:name="Xee4c0f16fd22fee009470328caa783087da48f1"/>
+    <w:bookmarkStart w:id="14" w:name="X3a56e3d8d6a716e9e038fba7abcc640659c7f40"/>
     <w:p>
       <w:pPr>
         <w:pStyle w:val="Heading3"/>
@@ -1690,7 +1695,8 @@
     <w:tbl>
       <w:tblPr>
         <w:tblStyle w:val="Table"/>
-        <w:tblW w:type="auto" w:w="0"/>
+        <w:tblW w:type="pct" w:w="5000"/>
+        <w:tblLayout w:type="fixed"/>
         <w:tblLook w:firstRow="1" w:lastRow="0" w:firstColumn="0" w:lastColumn="0" w:noHBand="0" w:noVBand="0" w:val="0020"/>
       </w:tblPr>
       <w:tblGrid>
@@ -2263,7 +2269,7 @@
       </w:tr>
     </w:tbl>
     <w:bookmarkEnd w:id="14"/>
-    <w:bookmarkStart w:id="15" w:name="Xf2a7401096ad10b7802015cb58bce922f87a7fe"/>
+    <w:bookmarkStart w:id="15" w:name="X9505534acc01dd9e67f5f07adf38a9aa744e488"/>
     <w:p>
       <w:pPr>
         <w:pStyle w:val="Heading3"/>
@@ -2358,7 +2364,7 @@
       </w:tr>
     </w:tbl>
     <w:bookmarkEnd w:id="15"/>
-    <w:bookmarkStart w:id="16" w:name="Xfca76a9ee9b557885ca51114a6f1842a13b95a2"/>
+    <w:bookmarkStart w:id="16" w:name="X0849b3ca4d6dcc4ae6535715c22ec75ccd4fa9b"/>
     <w:p>
       <w:pPr>
         <w:pStyle w:val="Heading3"/>
@@ -2370,7 +2376,8 @@
     <w:tbl>
       <w:tblPr>
         <w:tblStyle w:val="Table"/>
-        <w:tblW w:type="auto" w:w="0"/>
+        <w:tblW w:type="pct" w:w="5000"/>
+        <w:tblLayout w:type="fixed"/>
         <w:tblLook w:firstRow="1" w:lastRow="0" w:firstColumn="0" w:lastColumn="0" w:noHBand="0" w:noVBand="0" w:val="0020"/>
       </w:tblPr>
       <w:tblGrid>
@@ -2628,7 +2635,7 @@
       </w:tr>
     </w:tbl>
     <w:bookmarkEnd w:id="16"/>
-    <w:bookmarkStart w:id="17" w:name="X1b7777f50a4a4e77adfdbe4e44547a5c84785cd"/>
+    <w:bookmarkStart w:id="17" w:name="X9fc4846225827596564a94546b151e1bcb72bf5"/>
     <w:p>
       <w:pPr>
         <w:pStyle w:val="Heading3"/>
@@ -2640,7 +2647,8 @@
     <w:tbl>
       <w:tblPr>
         <w:tblStyle w:val="Table"/>
-        <w:tblW w:type="auto" w:w="0"/>
+        <w:tblW w:type="pct" w:w="5000"/>
+        <w:tblLayout w:type="fixed"/>
         <w:tblLook w:firstRow="1" w:lastRow="0" w:firstColumn="0" w:lastColumn="0" w:noHBand="0" w:noVBand="0" w:val="0020"/>
       </w:tblPr>
       <w:tblGrid>
@@ -2933,7 +2941,7 @@
       </w:tr>
     </w:tbl>
     <w:bookmarkEnd w:id="17"/>
-    <w:bookmarkStart w:id="18" w:name="section-7--patient-merge-cert-p82-83"/>
+    <w:bookmarkStart w:id="18" w:name="section-7-patient-merge-cert-p82-83"/>
     <w:p>
       <w:pPr>
         <w:pStyle w:val="Heading3"/>
@@ -2945,7 +2953,8 @@
     <w:tbl>
       <w:tblPr>
         <w:tblStyle w:val="Table"/>
-        <w:tblW w:type="auto" w:w="0"/>
+        <w:tblW w:type="pct" w:w="5000"/>
+        <w:tblLayout w:type="fixed"/>
         <w:tblLook w:firstRow="1" w:lastRow="0" w:firstColumn="0" w:lastColumn="0" w:noHBand="0" w:noVBand="0" w:val="0020"/>
       </w:tblPr>
       <w:tblGrid>
@@ -3104,7 +3113,19 @@
               <w:pStyle w:val="Compact"/>
             </w:pPr>
             <w:r>
-              <w:t xml:space="preserve">1g — Verify "Episode can't be reassigned…" message</w:t>
+              <w:t xml:space="preserve">1g — Verify</w:t>
+            </w:r>
+            <w:r>
+              <w:t xml:space="preserve"> </w:t>
+            </w:r>
+            <w:r>
+              <w:t xml:space="preserve">“Episode can’t be reassigned…”</w:t>
+            </w:r>
+            <w:r>
+              <w:t xml:space="preserve"> </w:t>
+            </w:r>
+            <w:r>
+              <w:t xml:space="preserve">message</w:t>
             </w:r>
           </w:p>
         </w:tc>
@@ -3211,7 +3232,7 @@
     </w:p>
     <w:bookmarkEnd w:id="18"/>
     <w:bookmarkEnd w:id="19"/>
-    <w:bookmarkStart w:id="20" w:name="section-d--sign-off"/>
+    <w:bookmarkStart w:id="20" w:name="section-d-sign-off"/>
     <w:p>
       <w:pPr>
         <w:pStyle w:val="Heading2"/>
@@ -3237,7 +3258,8 @@
     <w:tbl>
       <w:tblPr>
         <w:tblStyle w:val="Table"/>
-        <w:tblW w:type="auto" w:w="0"/>
+        <w:tblW w:type="pct" w:w="5000"/>
+        <w:tblLayout w:type="fixed"/>
         <w:tblLook w:firstRow="1" w:lastRow="0" w:firstColumn="0" w:lastColumn="0" w:noHBand="0" w:noVBand="0" w:val="0020"/>
       </w:tblPr>
       <w:tblGrid>
@@ -4258,7 +4280,6 @@
     <w:link w:val="VerbatimChar"/>
     <w:pPr>
       <w:wordWrap w:val="off"/>
-      <w:shd w:val="clear" w:fill="f8f8f8"/>
     </w:pPr>
   </w:style>
   <w:style w:type="character" w:customStyle="1" w:styleId="KeywordTok">
@@ -4266,96 +4287,85 @@
     <w:basedOn w:val="VerbatimChar"/>
     <w:rPr>
       <w:b/>
-      <w:color w:val="204a87"/>
-      <w:shd w:val="clear" w:fill="f8f8f8"/>
+      <w:color w:val="007020"/>
     </w:rPr>
   </w:style>
   <w:style w:type="character" w:customStyle="1" w:styleId="DataTypeTok">
     <w:name w:val="DataTypeTok"/>
     <w:basedOn w:val="VerbatimChar"/>
     <w:rPr>
-      <w:color w:val="204a87"/>
-      <w:shd w:val="clear" w:fill="f8f8f8"/>
+      <w:color w:val="902000"/>
     </w:rPr>
   </w:style>
   <w:style w:type="character" w:customStyle="1" w:styleId="DecValTok">
     <w:name w:val="DecValTok"/>
     <w:basedOn w:val="VerbatimChar"/>
     <w:rPr>
-      <w:color w:val="0000cf"/>
-      <w:shd w:val="clear" w:fill="f8f8f8"/>
+      <w:color w:val="40a070"/>
     </w:rPr>
   </w:style>
   <w:style w:type="character" w:customStyle="1" w:styleId="BaseNTok">
     <w:name w:val="BaseNTok"/>
     <w:basedOn w:val="VerbatimChar"/>
     <w:rPr>
-      <w:color w:val="0000cf"/>
-      <w:shd w:val="clear" w:fill="f8f8f8"/>
+      <w:color w:val="40a070"/>
     </w:rPr>
   </w:style>
   <w:style w:type="character" w:customStyle="1" w:styleId="FloatTok">
     <w:name w:val="FloatTok"/>
     <w:basedOn w:val="VerbatimChar"/>
     <w:rPr>
-      <w:color w:val="0000cf"/>
-      <w:shd w:val="clear" w:fill="f8f8f8"/>
+      <w:color w:val="40a070"/>
     </w:rPr>
   </w:style>
   <w:style w:type="character" w:customStyle="1" w:styleId="ConstantTok">
     <w:name w:val="ConstantTok"/>
     <w:basedOn w:val="VerbatimChar"/>
     <w:rPr>
-      <w:color w:val="8f5902"/>
-      <w:shd w:val="clear" w:fill="f8f8f8"/>
+      <w:color w:val="880000"/>
     </w:rPr>
   </w:style>
   <w:style w:type="character" w:customStyle="1" w:styleId="CharTok">
     <w:name w:val="CharTok"/>
     <w:basedOn w:val="VerbatimChar"/>
     <w:rPr>
-      <w:color w:val="4e9a06"/>
-      <w:shd w:val="clear" w:fill="f8f8f8"/>
+      <w:color w:val="4070a0"/>
     </w:rPr>
   </w:style>
   <w:style w:type="character" w:customStyle="1" w:styleId="SpecialCharTok">
     <w:name w:val="SpecialCharTok"/>
     <w:basedOn w:val="VerbatimChar"/>
     <w:rPr>
-      <w:b/>
-      <w:color w:val="ce5c00"/>
-      <w:shd w:val="clear" w:fill="f8f8f8"/>
+      <w:color w:val="4070a0"/>
     </w:rPr>
   </w:style>
   <w:style w:type="character" w:customStyle="1" w:styleId="StringTok">
     <w:name w:val="StringTok"/>
     <w:basedOn w:val="VerbatimChar"/>
     <w:rPr>
-      <w:color w:val="4e9a06"/>
-      <w:shd w:val="clear" w:fill="f8f8f8"/>
+      <w:color w:val="4070a0"/>
     </w:rPr>
   </w:style>
   <w:style w:type="character" w:customStyle="1" w:styleId="VerbatimStringTok">
     <w:name w:val="VerbatimStringTok"/>
     <w:basedOn w:val="VerbatimChar"/>
     <w:rPr>
-      <w:color w:val="4e9a06"/>
-      <w:shd w:val="clear" w:fill="f8f8f8"/>
+      <w:color w:val="4070a0"/>
     </w:rPr>
   </w:style>
   <w:style w:type="character" w:customStyle="1" w:styleId="SpecialStringTok">
     <w:name w:val="SpecialStringTok"/>
     <w:basedOn w:val="VerbatimChar"/>
     <w:rPr>
-      <w:color w:val="4e9a06"/>
-      <w:shd w:val="clear" w:fill="f8f8f8"/>
+      <w:color w:val="bb6688"/>
     </w:rPr>
   </w:style>
   <w:style w:type="character" w:customStyle="1" w:styleId="ImportTok">
     <w:name w:val="ImportTok"/>
     <w:basedOn w:val="VerbatimChar"/>
     <w:rPr>
-      <w:shd w:val="clear" w:fill="f8f8f8"/>
+      <w:b/>
+      <w:color w:val="008000"/>
     </w:rPr>
   </w:style>
   <w:style w:type="character" w:customStyle="1" w:styleId="CommentTok">
@@ -4363,18 +4373,15 @@
     <w:basedOn w:val="VerbatimChar"/>
     <w:rPr>
       <w:i/>
-      <w:color w:val="8f5902"/>
-      <w:shd w:val="clear" w:fill="f8f8f8"/>
+      <w:color w:val="60a0b0"/>
     </w:rPr>
   </w:style>
   <w:style w:type="character" w:customStyle="1" w:styleId="DocumentationTok">
     <w:name w:val="DocumentationTok"/>
     <w:basedOn w:val="VerbatimChar"/>
     <w:rPr>
-      <w:b/>
       <w:i/>
-      <w:color w:val="8f5902"/>
-      <w:shd w:val="clear" w:fill="f8f8f8"/>
+      <w:color w:val="ba2121"/>
     </w:rPr>
   </w:style>
   <w:style w:type="character" w:customStyle="1" w:styleId="AnnotationTok">
@@ -4383,8 +4390,7 @@
     <w:rPr>
       <w:b/>
       <w:i/>
-      <w:color w:val="8f5902"/>
-      <w:shd w:val="clear" w:fill="f8f8f8"/>
+      <w:color w:val="60a0b0"/>
     </w:rPr>
   </w:style>
   <w:style w:type="character" w:customStyle="1" w:styleId="CommentVarTok">
@@ -4393,33 +4399,28 @@
     <w:rPr>
       <w:b/>
       <w:i/>
-      <w:color w:val="8f5902"/>
-      <w:shd w:val="clear" w:fill="f8f8f8"/>
+      <w:color w:val="60a0b0"/>
     </w:rPr>
   </w:style>
   <w:style w:type="character" w:customStyle="1" w:styleId="OtherTok">
     <w:name w:val="OtherTok"/>
     <w:basedOn w:val="VerbatimChar"/>
     <w:rPr>
-      <w:color w:val="8f5902"/>
-      <w:shd w:val="clear" w:fill="f8f8f8"/>
+      <w:color w:val="007020"/>
     </w:rPr>
   </w:style>
   <w:style w:type="character" w:customStyle="1" w:styleId="FunctionTok">
     <w:name w:val="FunctionTok"/>
     <w:basedOn w:val="VerbatimChar"/>
     <w:rPr>
-      <w:b/>
-      <w:color w:val="204a87"/>
-      <w:shd w:val="clear" w:fill="f8f8f8"/>
+      <w:color w:val="06287e"/>
     </w:rPr>
   </w:style>
   <w:style w:type="character" w:customStyle="1" w:styleId="VariableTok">
     <w:name w:val="VariableTok"/>
     <w:basedOn w:val="VerbatimChar"/>
     <w:rPr>
-      <w:color w:val="000000"/>
-      <w:shd w:val="clear" w:fill="f8f8f8"/>
+      <w:color w:val="19177c"/>
     </w:rPr>
   </w:style>
   <w:style w:type="character" w:customStyle="1" w:styleId="ControlFlowTok">
@@ -4427,56 +4428,46 @@
     <w:basedOn w:val="VerbatimChar"/>
     <w:rPr>
       <w:b/>
-      <w:color w:val="204a87"/>
-      <w:shd w:val="clear" w:fill="f8f8f8"/>
+      <w:color w:val="007020"/>
     </w:rPr>
   </w:style>
   <w:style w:type="character" w:customStyle="1" w:styleId="OperatorTok">
     <w:name w:val="OperatorTok"/>
     <w:basedOn w:val="VerbatimChar"/>
     <w:rPr>
-      <w:b/>
-      <w:color w:val="ce5c00"/>
-      <w:shd w:val="clear" w:fill="f8f8f8"/>
+      <w:color w:val="666666"/>
     </w:rPr>
   </w:style>
   <w:style w:type="character" w:customStyle="1" w:styleId="BuiltInTok">
     <w:name w:val="BuiltInTok"/>
     <w:basedOn w:val="VerbatimChar"/>
     <w:rPr>
-      <w:shd w:val="clear" w:fill="f8f8f8"/>
+      <w:color w:val="008000"/>
     </w:rPr>
   </w:style>
   <w:style w:type="character" w:customStyle="1" w:styleId="ExtensionTok">
     <w:name w:val="ExtensionTok"/>
     <w:basedOn w:val="VerbatimChar"/>
-    <w:rPr>
-      <w:shd w:val="clear" w:fill="f8f8f8"/>
-    </w:rPr>
+    <w:rPr/>
   </w:style>
   <w:style w:type="character" w:customStyle="1" w:styleId="PreprocessorTok">
     <w:name w:val="PreprocessorTok"/>
     <w:basedOn w:val="VerbatimChar"/>
     <w:rPr>
-      <w:i/>
-      <w:color w:val="8f5902"/>
-      <w:shd w:val="clear" w:fill="f8f8f8"/>
+      <w:color w:val="bc7a00"/>
     </w:rPr>
   </w:style>
   <w:style w:type="character" w:customStyle="1" w:styleId="AttributeTok">
     <w:name w:val="AttributeTok"/>
     <w:basedOn w:val="VerbatimChar"/>
     <w:rPr>
-      <w:color w:val="204a87"/>
-      <w:shd w:val="clear" w:fill="f8f8f8"/>
+      <w:color w:val="7d9029"/>
     </w:rPr>
   </w:style>
   <w:style w:type="character" w:customStyle="1" w:styleId="RegionMarkerTok">
     <w:name w:val="RegionMarkerTok"/>
     <w:basedOn w:val="VerbatimChar"/>
-    <w:rPr>
-      <w:shd w:val="clear" w:fill="f8f8f8"/>
-    </w:rPr>
+    <w:rPr/>
   </w:style>
   <w:style w:type="character" w:customStyle="1" w:styleId="InformationTok">
     <w:name w:val="InformationTok"/>
@@ -4484,8 +4475,7 @@
     <w:rPr>
       <w:b/>
       <w:i/>
-      <w:color w:val="8f5902"/>
-      <w:shd w:val="clear" w:fill="f8f8f8"/>
+      <w:color w:val="60a0b0"/>
     </w:rPr>
   </w:style>
   <w:style w:type="character" w:customStyle="1" w:styleId="WarningTok">
@@ -4494,16 +4484,15 @@
     <w:rPr>
       <w:b/>
       <w:i/>
-      <w:color w:val="8f5902"/>
-      <w:shd w:val="clear" w:fill="f8f8f8"/>
+      <w:color w:val="60a0b0"/>
     </w:rPr>
   </w:style>
   <w:style w:type="character" w:customStyle="1" w:styleId="AlertTok">
     <w:name w:val="AlertTok"/>
     <w:basedOn w:val="VerbatimChar"/>
     <w:rPr>
-      <w:color w:val="ef2929"/>
-      <w:shd w:val="clear" w:fill="f8f8f8"/>
+      <w:b/>
+      <w:color w:val="ff0000"/>
     </w:rPr>
   </w:style>
   <w:style w:type="character" w:customStyle="1" w:styleId="ErrorTok">
@@ -4511,16 +4500,13 @@
     <w:basedOn w:val="VerbatimChar"/>
     <w:rPr>
       <w:b/>
-      <w:color w:val="a40000"/>
-      <w:shd w:val="clear" w:fill="f8f8f8"/>
+      <w:color w:val="ff0000"/>
     </w:rPr>
   </w:style>
   <w:style w:type="character" w:customStyle="1" w:styleId="NormalTok">
     <w:name w:val="NormalTok"/>
     <w:basedOn w:val="VerbatimChar"/>
-    <w:rPr>
-      <w:shd w:val="clear" w:fill="f8f8f8"/>
-    </w:rPr>
+    <w:rPr/>
   </w:style>
 </w:styles>
 </file>
